--- a/documentation/CoolAgent_Requerimientos_IA.docx
+++ b/documentation/CoolAgent_Requerimientos_IA.docx
@@ -550,7 +550,7 @@
           </w:tcPr>
           <w:p>
             <w:r>
-              <w:t xml:space="preserve">Desarrollo local. Modelos: Llama 3.2, LLaVA 1.6, nomic-embed</w:t>
+              <w:t xml:space="preserve">Desarrollo local. Modelos: Qwen 3.5, Qwen2.5-VL, qwen3-embedding</w:t>
             </w:r>
           </w:p>
         </w:tc>
@@ -598,7 +598,7 @@
           </w:tcPr>
           <w:p>
             <w:r>
-              <w:t xml:space="preserve">Producción AWS. Modelos: Claude Haiku, Titan Embeddings</w:t>
+              <w:t xml:space="preserve">Producción AWS. Modelos: Claude Haiku, Titan Embeddings V2</w:t>
             </w:r>
           </w:p>
         </w:tc>
@@ -787,7 +787,7 @@
                 <w:sz w:val="20"/>
                 <w:szCs w:val="20"/>
               </w:rPr>
-              <w:t xml:space="preserve">Llama 3.2</w:t>
+              <w:t xml:space="preserve">Qwen 3.5</w:t>
             </w:r>
           </w:p>
         </w:tc>
@@ -817,7 +817,7 @@
                 <w:sz w:val="20"/>
                 <w:szCs w:val="20"/>
               </w:rPr>
-              <w:t xml:space="preserve">LLaVA 1.6</w:t>
+              <w:t xml:space="preserve">Qwen2.5-VL</w:t>
             </w:r>
           </w:p>
         </w:tc>
@@ -877,7 +877,7 @@
                 <w:sz w:val="20"/>
                 <w:szCs w:val="20"/>
               </w:rPr>
-              <w:t xml:space="preserve">Titan Embeds</w:t>
+              <w:t xml:space="preserve">Titan Embeddings V2</w:t>
             </w:r>
           </w:p>
         </w:tc>
@@ -1042,7 +1042,7 @@
           </w:tcPr>
           <w:p>
             <w:r>
-              <w:t xml:space="preserve">8B</w:t>
+              <w:t xml:space="preserve">9B</w:t>
             </w:r>
           </w:p>
         </w:tc>
@@ -1065,7 +1065,7 @@
           </w:tcPr>
           <w:p>
             <w:r>
-              <w:t xml:space="preserve">13B</w:t>
+              <w:t xml:space="preserve">7B</w:t>
             </w:r>
           </w:p>
         </w:tc>
@@ -1111,7 +1111,7 @@
           </w:tcPr>
           <w:p>
             <w:r>
-              <w:t xml:space="preserve">1536 dim</w:t>
+              <w:t xml:space="preserve">1024 dim</w:t>
             </w:r>
           </w:p>
         </w:tc>
@@ -1401,7 +1401,7 @@
         </w:numPr>
       </w:pPr>
       <w:r>
-        <w:t xml:space="preserve">Generar embedding pregunta (1536D)</w:t>
+        <w:t xml:space="preserve">Generar embedding pregunta (1024D)</w:t>
       </w:r>
     </w:p>
     <w:p>
@@ -1630,7 +1630,7 @@
         </w:numPr>
       </w:pPr>
       <w:r>
-        <w:t xml:space="preserve">Generar embeddings 1536D</w:t>
+        <w:t xml:space="preserve">Generar embeddings 1024D</w:t>
       </w:r>
     </w:p>
     <w:p>
@@ -1674,7 +1674,7 @@
         </w:numPr>
       </w:pPr>
       <w:r>
-        <w:t xml:space="preserve">Dimensión: 1536</w:t>
+        <w:t xml:space="preserve">Dimensión: 1024</w:t>
       </w:r>
     </w:p>
     <w:p>
@@ -2869,31 +2869,31 @@
         </w:numPr>
       </w:pPr>
       <w:r>
-        <w:t xml:space="preserve">ollama pull llama3.2:8b</w:t>
-      </w:r>
-    </w:p>
-    <w:p>
-      <w:pPr>
-        <w:pStyle w:val="ListParagraph"/>
-        <w:numPr>
-          <w:ilvl w:val="0"/>
-          <w:numId w:val="3"/>
-        </w:numPr>
-      </w:pPr>
-      <w:r>
-        <w:t xml:space="preserve">ollama pull llava:13b</w:t>
-      </w:r>
-    </w:p>
-    <w:p>
-      <w:pPr>
-        <w:pStyle w:val="ListParagraph"/>
-        <w:numPr>
-          <w:ilvl w:val="0"/>
-          <w:numId w:val="3"/>
-        </w:numPr>
-      </w:pPr>
-      <w:r>
-        <w:t xml:space="preserve">ollama pull nomic-embed-text</w:t>
+        <w:t xml:space="preserve">ollama pull qwen3.5:9b</w:t>
+      </w:r>
+    </w:p>
+    <w:p>
+      <w:pPr>
+        <w:pStyle w:val="ListParagraph"/>
+        <w:numPr>
+          <w:ilvl w:val="0"/>
+          <w:numId w:val="3"/>
+        </w:numPr>
+      </w:pPr>
+      <w:r>
+        <w:t xml:space="preserve">ollama pull qwen2.5vl:7b</w:t>
+      </w:r>
+    </w:p>
+    <w:p>
+      <w:pPr>
+        <w:pStyle w:val="ListParagraph"/>
+        <w:numPr>
+          <w:ilvl w:val="0"/>
+          <w:numId w:val="3"/>
+        </w:numPr>
+      </w:pPr>
+      <w:r>
+        <w:t xml:space="preserve">ollama pull qwen3-embedding:4b</w:t>
       </w:r>
     </w:p>
     <w:p>
